--- a/rapports/2026-06-06/EQ29/EQ29_enq3_v2/DR_062202010008/19-40-43-36.docx
+++ b/rapports/2026-06-06/EQ29/EQ29_enq3_v2/DR_062202010008/19-40-43-36.docx
@@ -297,7 +297,7 @@
           <w:color w:val="1F6FEB"/>
           <w:sz w:val="22"/>
         </w:rPr>
-        <w:t>⚠ INCOHÉRENCES À CORRIGER (411)</w:t>
+        <w:t>⚠ INCOHÉRENCES À CORRIGER (405)</w:t>
       </w:r>
     </w:p>
     <w:tbl>
@@ -3244,7 +3244,7 @@
                 <w:color w:val="16A34A"/>
                 <w:sz w:val="16"/>
               </w:rPr>
-              <w:t>—</w:t>
+              <w:t>s01q00b, s02q17_2, s02q15_2</w:t>
             </w:r>
           </w:p>
         </w:tc>
@@ -3275,7 +3275,7 @@
                 <w:i w:val="0"/>
                 <w:sz w:val="17"/>
               </w:rPr>
-              <w:t>Incohérence!!! seulement les écoles privées paient les frais de scolarité (y compris les frais d'inscription).</w:t>
+              <w:t>Incohérence!! Babacar Ba fréquente 3ème année de Maternelle mais ne paie ni la scolarité ni la cotisation, prière de corriger ou fournir une explication à cela.</w:t>
             </w:r>
           </w:p>
         </w:tc>
@@ -3334,7 +3334,7 @@
                 <w:color w:val="16A34A"/>
                 <w:sz w:val="16"/>
               </w:rPr>
-              <w:t>s01q32, s01q36, s01q38, s04q37_modif, s02q33, s02q34, s01q00b</w:t>
+              <w:t>s01q00b, s02q17_2, s02q15_2</w:t>
             </w:r>
           </w:p>
         </w:tc>
@@ -3365,7 +3365,7 @@
                 <w:i w:val="0"/>
                 <w:sz w:val="17"/>
               </w:rPr>
-              <w:t>Peu probable!!! Vu l'âge (15 ans) de Idy gueye ou l'année à laquelle Idy gueye a fréquenté l'école pour la dernière fois (.) le dernier diplome de Idy gueye ne peut être le Certificat d'études primaires (CEP), prière de corriger cette incohérence ou confirmer avec le QG.</w:t>
+              <w:t>Incohérence!! ibrahima Ba fréquente 3ème année de Maternelle mais ne paie ni la scolarité ni la cotisation, prière de corriger ou fournir une explication à cela.</w:t>
             </w:r>
           </w:p>
         </w:tc>
@@ -3424,7 +3424,7 @@
                 <w:color w:val="16A34A"/>
                 <w:sz w:val="16"/>
               </w:rPr>
-              <w:t>s01q32, s01q36, s01q38, s04q37_modif, s02q33, s02q34, s01q00b</w:t>
+              <w:t>—</w:t>
             </w:r>
           </w:p>
         </w:tc>
@@ -3455,7 +3455,7 @@
                 <w:i w:val="0"/>
                 <w:sz w:val="17"/>
               </w:rPr>
-              <w:t>Peu probable!!! Vu l'âge (13 ans) de Khady Ba ou l'année à laquelle Khady Ba a fréquenté l'école pour la dernière fois (.) le dernier diplome de Khady Ba ne peut être le Certificat d'études primaires (CEP), prière de corriger cette incohérence ou confirmer avec le QG.</w:t>
+              <w:t>Incohérent!! Le niveau d'instruction déclaré par l'un des enfants () au niveau de la section 1 de Fana Diaw diffère de celui donné par Fana Diaw lui-même qui affirme ne pas avoir frequenté l'école formelle.</w:t>
             </w:r>
           </w:p>
         </w:tc>
@@ -3514,7 +3514,7 @@
                 <w:color w:val="16A34A"/>
                 <w:sz w:val="16"/>
               </w:rPr>
-              <w:t>s01q00b, s02q17_2, s02q15_2</w:t>
+              <w:t>s01q32, s01q36, s01q38, s04q37_modif, s02q33, s02q34, s01q00b</w:t>
             </w:r>
           </w:p>
         </w:tc>
@@ -3545,7 +3545,7 @@
                 <w:i w:val="0"/>
                 <w:sz w:val="17"/>
               </w:rPr>
-              <w:t>Incohérence!! Babacar Ba fréquente 3ème année de Maternelle mais ne paie ni la scolarité ni la cotisation, prière de corriger ou fournir une explication à cela.</w:t>
+              <w:t>Peu probable!!! Vu l'âge (13 ans) de Khady Ba ou l'année à laquelle Khady Ba a fréquenté l'école pour la dernière fois (.) le dernier diplome de Khady Ba ne peut être le Certificat d'études primaires (CEP), prière de corriger cette incohérence ou confirmer avec le QG.</w:t>
             </w:r>
           </w:p>
         </w:tc>
@@ -3604,7 +3604,7 @@
                 <w:color w:val="16A34A"/>
                 <w:sz w:val="16"/>
               </w:rPr>
-              <w:t>s01q00b, s02q17_2, s02q15_2</w:t>
+              <w:t>s01q32, s01q36, s01q38, s04q37_modif, s02q33, s02q34, s01q00b</w:t>
             </w:r>
           </w:p>
         </w:tc>
@@ -3635,7 +3635,7 @@
                 <w:i w:val="0"/>
                 <w:sz w:val="17"/>
               </w:rPr>
-              <w:t>Incohérence!! ibrahima Ba fréquente 3ème année de Maternelle mais ne paie ni la scolarité ni la cotisation, prière de corriger ou fournir une explication à cela.</w:t>
+              <w:t>Peu probable!!! Vu l'âge (15 ans) de Idy gueye ou l'année à laquelle Idy gueye a fréquenté l'école pour la dernière fois (.) le dernier diplome de Idy gueye ne peut être le Certificat d'études primaires (CEP), prière de corriger cette incohérence ou confirmer avec le QG.</w:t>
             </w:r>
           </w:p>
         </w:tc>
@@ -3668,7 +3668,7 @@
                 <w:i w:val="0"/>
                 <w:sz w:val="16"/>
               </w:rPr>
-              <w:t>S02</w:t>
+              <w:t>S04</w:t>
               <w:br/>
             </w:r>
             <w:r>
@@ -3678,7 +3678,7 @@
                 <w:color w:val="64748B"/>
                 <w:sz w:val="14"/>
               </w:rPr>
-              <w:t>Éducation</w:t>
+              <w:t>Emploi</w:t>
             </w:r>
           </w:p>
         </w:tc>
@@ -3725,7 +3725,7 @@
                 <w:i w:val="0"/>
                 <w:sz w:val="17"/>
               </w:rPr>
-              <w:t>Incohérent!! Le niveau d'instruction déclaré par l'un des enfants () au niveau de la section 1 de Fana Diaw diffère de celui donné par Fana Diaw lui-même qui affirme ne pas avoir frequenté l'école formelle.</w:t>
+              <w:t>Incohérence détectée ! Il semble peu probable que AbdouLaye Ba occupe un emploi pour l'ETAT/collectivités locales ou dans une entreprise publique/parapublique tout en travaillant moins de  6h par jour.</w:t>
             </w:r>
           </w:p>
         </w:tc>
@@ -3784,7 +3784,7 @@
                 <w:color w:val="16A34A"/>
                 <w:sz w:val="16"/>
               </w:rPr>
-              <w:t>—</w:t>
+              <w:t>s01q00_0, s00q04, s03q38, s04q21, s04q51, s04q51_unite, s04q44, s04q65</w:t>
             </w:r>
           </w:p>
         </w:tc>
@@ -3815,7 +3815,7 @@
                 <w:i w:val="0"/>
                 <w:sz w:val="17"/>
               </w:rPr>
-              <w:t>Incohérence détectée ! Il semble peu probable que AbdouLaye Ba occupe un emploi pour l'ETAT/collectivités locales ou dans une entreprise publique/parapublique tout en travaillant moins de  6h par jour.</w:t>
+              <w:t>Incoherence!!! AbdouLaye Ba a travaillé plus de 20h par jours pour ses emplois (pricinpal et secondaire), prière de corriger.</w:t>
             </w:r>
           </w:p>
         </w:tc>
@@ -3848,7 +3848,7 @@
                 <w:i w:val="0"/>
                 <w:sz w:val="16"/>
               </w:rPr>
-              <w:t>S04</w:t>
+              <w:t>S16</w:t>
               <w:br/>
             </w:r>
             <w:r>
@@ -3858,7 +3858,7 @@
                 <w:color w:val="64748B"/>
                 <w:sz w:val="14"/>
               </w:rPr>
-              <w:t>Emploi</w:t>
+              <w:t>Agriculture</w:t>
             </w:r>
           </w:p>
         </w:tc>
@@ -3874,7 +3874,7 @@
                 <w:color w:val="16A34A"/>
                 <w:sz w:val="16"/>
               </w:rPr>
-              <w:t>s01q00_0, s00q04, s03q38, s04q21, s04q51, s04q51_unite, s04q44, s04q65</w:t>
+              <w:t>s01q02, s02q01__1, s02q02__1, s02q03__1, s02q15, s03q17, s04q28, s04q35d</w:t>
             </w:r>
           </w:p>
         </w:tc>
@@ -3905,7 +3905,7 @@
                 <w:i w:val="0"/>
                 <w:sz w:val="17"/>
               </w:rPr>
-              <w:t>Incoherence!!! AbdouLaye Ba a travaillé plus de 20h par jours pour ses emplois (pricinpal et secondaire), prière de corriger.</w:t>
+              <w:t>Incoherence! Le nombre de cultures dans la parcelle parcelle1 est de .a cultures qui semble trop élévé ou non renseigné, prière de corriger.</w:t>
             </w:r>
           </w:p>
         </w:tc>
@@ -3964,7 +3964,7 @@
                 <w:color w:val="16A34A"/>
                 <w:sz w:val="16"/>
               </w:rPr>
-              <w:t>s01q02, s02q01__1, s02q02__1, s02q03__1, s02q15, s03q17, s04q28, s04q35d</w:t>
+              <w:t>s00q28, s01q28, s01q29, s01q30, s02q01__1, s02q02__1, s03q19, s04q32</w:t>
             </w:r>
           </w:p>
         </w:tc>
@@ -3995,7 +3995,7 @@
                 <w:i w:val="0"/>
                 <w:sz w:val="17"/>
               </w:rPr>
-              <w:t>Incoherence! Le nombre de cultures dans la parcelle parcelle1 est de .a cultures qui semble trop élévé ou non renseigné, prière de corriger.</w:t>
+              <w:t>Incoherence! Le nombre de minutes (.a minutes) pour se rendre dans la parcelle parcelle1 est trop élevé, prière de corriger.</w:t>
             </w:r>
           </w:p>
         </w:tc>
@@ -4054,7 +4054,7 @@
                 <w:color w:val="16A34A"/>
                 <w:sz w:val="16"/>
               </w:rPr>
-              <w:t>s00q28, s01q28, s01q29, s01q30, s02q01__1, s02q02__1, s03q19, s04q32</w:t>
+              <w:t>s01q02, s02q01__1, s02q02__1, s02q03__1, s02q15, s03q17, s04q28, s04q35d</w:t>
             </w:r>
           </w:p>
         </w:tc>
@@ -4085,7 +4085,7 @@
                 <w:i w:val="0"/>
                 <w:sz w:val="17"/>
               </w:rPr>
-              <w:t>Incoherence! Le nombre de minutes (.a minutes) pour se rendre dans la parcelle parcelle1 est trop élevé, prière de corriger.</w:t>
+              <w:t>Incoherence! Le nombre de cultures dans la parcelle parcelle est de .a cultures qui semble trop élévé ou non renseigné, prière de corriger.</w:t>
             </w:r>
           </w:p>
         </w:tc>
@@ -4144,7 +4144,7 @@
                 <w:color w:val="16A34A"/>
                 <w:sz w:val="16"/>
               </w:rPr>
-              <w:t>s01q02, s02q01__1, s02q02__1, s02q03__1, s02q15, s03q17, s04q28, s04q35d</w:t>
+              <w:t>s00q28, s01q28, s01q29, s01q30, s02q01__1, s02q02__1, s03q19, s04q32</w:t>
             </w:r>
           </w:p>
         </w:tc>
@@ -4175,7 +4175,7 @@
                 <w:i w:val="0"/>
                 <w:sz w:val="17"/>
               </w:rPr>
-              <w:t>Incoherence! Le nombre de cultures dans la parcelle parcelle est de .a cultures qui semble trop élévé ou non renseigné, prière de corriger.</w:t>
+              <w:t>Incoherence! Le nombre de minutes (.a minutes) pour se rendre dans la parcelle parcelle est trop élevé, prière de corriger.</w:t>
             </w:r>
           </w:p>
         </w:tc>
@@ -4190,10 +4190,10 @@
               <w:rPr>
                 <w:b/>
                 <w:i w:val="0"/>
-                <w:color w:val="DC2626"/>
-                <w:sz w:val="16"/>
-              </w:rPr>
-              <w:t>Haute</w:t>
+                <w:color w:val="EA580C"/>
+                <w:sz w:val="16"/>
+              </w:rPr>
+              <w:t>Moyenne</w:t>
             </w:r>
           </w:p>
         </w:tc>
@@ -4208,7 +4208,7 @@
                 <w:i w:val="0"/>
                 <w:sz w:val="16"/>
               </w:rPr>
-              <w:t>S16</w:t>
+              <w:t>S00</w:t>
               <w:br/>
             </w:r>
             <w:r>
@@ -4218,7 +4218,7 @@
                 <w:color w:val="64748B"/>
                 <w:sz w:val="14"/>
               </w:rPr>
-              <w:t>Agriculture</w:t>
+              <w:t>Identification</w:t>
             </w:r>
           </w:p>
         </w:tc>
@@ -4234,7 +4234,7 @@
                 <w:color w:val="16A34A"/>
                 <w:sz w:val="16"/>
               </w:rPr>
-              <w:t>s00q28, s01q28, s01q29, s01q30, s02q01__1, s02q02__1, s03q19, s04q32</w:t>
+              <w:t>—</w:t>
             </w:r>
           </w:p>
         </w:tc>
@@ -4265,7 +4265,7 @@
                 <w:i w:val="0"/>
                 <w:sz w:val="17"/>
               </w:rPr>
-              <w:t>Incoherence! Le nombre de minutes (.a minutes) pour se rendre dans la parcelle parcelle est trop élevé, prière de corriger.</w:t>
+              <w:t>L'adresse ou la localisation du ménage doit être bien renseignée, ne doit pas contenir des numéros de téléphone et elle semble courte pour être une adresse.</w:t>
             </w:r>
           </w:p>
         </w:tc>
@@ -4355,7 +4355,7 @@
                 <w:i w:val="0"/>
                 <w:sz w:val="17"/>
               </w:rPr>
-              <w:t>L'adresse ou la localisation du ménage doit être bien renseignée, ne doit pas contenir des numéros de téléphone et elle semble courte pour être une adresse.</w:t>
+              <w:t>Prière de renseigner la bonne adresse.Attention! Il manque des informations non renseignées dans la section 0, prière de regarder toutes les autres informations dans l'identification du ménage (IDENTIFICATION ET RENSEIGNEMENTS DE CONTROLE) ou dans OBSERVATIONS pour pouvoir renseigné toutes les questions liées au ménage.</w:t>
             </w:r>
           </w:p>
         </w:tc>
@@ -4388,7 +4388,7 @@
                 <w:i w:val="0"/>
                 <w:sz w:val="16"/>
               </w:rPr>
-              <w:t>S00</w:t>
+              <w:t>S01</w:t>
               <w:br/>
             </w:r>
             <w:r>
@@ -4398,7 +4398,7 @@
                 <w:color w:val="64748B"/>
                 <w:sz w:val="14"/>
               </w:rPr>
-              <w:t>Identification</w:t>
+              <w:t>Démographie</w:t>
             </w:r>
           </w:p>
         </w:tc>
@@ -4445,7 +4445,7 @@
                 <w:i w:val="0"/>
                 <w:sz w:val="17"/>
               </w:rPr>
-              <w:t>Prière de renseigner la bonne adresse.Attention! Il manque des informations non renseignées dans la section 0, prière de regarder toutes les autres informations dans l'identification du ménage (IDENTIFICATION ET RENSEIGNEMENTS DE CONTROLE) ou dans OBSERVATIONS pour pouvoir renseigné toutes les questions liées au ménage.</w:t>
+              <w:t>Prière de verifier l'information donnée par Awa Ba ou corriger au niveau de la section 1.</w:t>
             </w:r>
           </w:p>
         </w:tc>
@@ -4535,7 +4535,7 @@
                 <w:i w:val="0"/>
                 <w:sz w:val="17"/>
               </w:rPr>
-              <w:t>Prière de verifier l'information donnée par Awa Ba ou corriger au niveau de la section 1.</w:t>
+              <w:t>Prière de verifier l'information donnée par Babacar Ba ou corriger au niveau de la section 1.</w:t>
             </w:r>
           </w:p>
         </w:tc>
@@ -4625,7 +4625,7 @@
                 <w:i w:val="0"/>
                 <w:sz w:val="17"/>
               </w:rPr>
-              <w:t>Prière de verifier l'information donnée par Babacar Ba ou corriger au niveau de la section 1.</w:t>
+              <w:t>Prière de verifier l'information donnée par Bassine Ba ou corriger au niveau de la section 1.</w:t>
             </w:r>
           </w:p>
         </w:tc>
@@ -4715,7 +4715,7 @@
                 <w:i w:val="0"/>
                 <w:sz w:val="17"/>
               </w:rPr>
-              <w:t>Prière de verifier l'information donnée par Bassine Ba ou corriger au niveau de la section 1.</w:t>
+              <w:t>Prière de verifier l'information donnée par Fatou Ba ou corriger au niveau de la section 1.</w:t>
             </w:r>
           </w:p>
         </w:tc>
@@ -4805,7 +4805,7 @@
                 <w:i w:val="0"/>
                 <w:sz w:val="17"/>
               </w:rPr>
-              <w:t>Prière de verifier l'information donnée par Fatou Ba ou corriger au niveau de la section 1.</w:t>
+              <w:t>Prière de verifier l'information donnée par Khady Ba ou corriger au niveau de la section 1.</w:t>
             </w:r>
           </w:p>
         </w:tc>
@@ -4895,7 +4895,7 @@
                 <w:i w:val="0"/>
                 <w:sz w:val="17"/>
               </w:rPr>
-              <w:t>Prière de verifier l'information donnée par Khady Ba ou corriger au niveau de la section 1.</w:t>
+              <w:t>Prière de verifier l'information donnée par Mouhamed Ba ou corriger au niveau de la section 1.</w:t>
             </w:r>
           </w:p>
         </w:tc>
@@ -4985,7 +4985,7 @@
                 <w:i w:val="0"/>
                 <w:sz w:val="17"/>
               </w:rPr>
-              <w:t>Prière de verifier l'information donnée par Mouhamed Ba ou corriger au niveau de la section 1.</w:t>
+              <w:t>Prière de verifier l'information donnée par ibrahima Ba ou corriger au niveau de la section 1.</w:t>
             </w:r>
           </w:p>
         </w:tc>
@@ -5044,7 +5044,7 @@
                 <w:color w:val="16A34A"/>
                 <w:sz w:val="16"/>
               </w:rPr>
-              <w:t>—</w:t>
+              <w:t>s01q23, s01q00b, s01q23_autre</w:t>
             </w:r>
           </w:p>
         </w:tc>
@@ -5075,547 +5075,7 @@
                 <w:i w:val="0"/>
                 <w:sz w:val="17"/>
               </w:rPr>
-              <w:t>Prière de verifier l'information donnée par ibrahima Ba ou corriger au niveau de la section 1.</w:t>
-            </w:r>
-          </w:p>
-        </w:tc>
-      </w:tr>
-      <w:tr>
-        <w:tc>
-          <w:tcPr>
-            <w:tcW w:type="dxa" w:w="964"/>
-          </w:tcPr>
-          <w:p>
-            <w:r>
-              <w:rPr>
-                <w:b/>
-                <w:i w:val="0"/>
-                <w:color w:val="EA580C"/>
-                <w:sz w:val="16"/>
-              </w:rPr>
-              <w:t>Moyenne</w:t>
-            </w:r>
-          </w:p>
-        </w:tc>
-        <w:tc>
-          <w:tcPr>
-            <w:tcW w:type="dxa" w:w="1247"/>
-          </w:tcPr>
-          <w:p>
-            <w:r>
-              <w:rPr>
-                <w:b/>
-                <w:i w:val="0"/>
-                <w:sz w:val="16"/>
-              </w:rPr>
-              <w:t>S01</w:t>
-              <w:br/>
-            </w:r>
-            <w:r>
-              <w:rPr>
-                <w:b w:val="0"/>
-                <w:i w:val="0"/>
-                <w:color w:val="64748B"/>
-                <w:sz w:val="14"/>
-              </w:rPr>
-              <w:t>Démographie</w:t>
-            </w:r>
-          </w:p>
-        </w:tc>
-        <w:tc>
-          <w:tcPr>
-            <w:tcW w:type="dxa" w:w="1531"/>
-          </w:tcPr>
-          <w:p>
-            <w:r>
-              <w:rPr>
-                <w:b/>
-                <w:i w:val="0"/>
-                <w:color w:val="16A34A"/>
-                <w:sz w:val="16"/>
-              </w:rPr>
-              <w:t>s01q23, s01q00b, s01q23_autre</w:t>
-            </w:r>
-          </w:p>
-        </w:tc>
-        <w:tc>
-          <w:tcPr>
-            <w:tcW w:type="dxa" w:w="1191"/>
-          </w:tcPr>
-          <w:p>
-            <w:r>
-              <w:rPr>
-                <w:b w:val="0"/>
-                <w:i w:val="0"/>
-                <w:color w:val="64748B"/>
-                <w:sz w:val="16"/>
-              </w:rPr>
-              <w:t>GT-CQ</w:t>
-            </w:r>
-          </w:p>
-        </w:tc>
-        <w:tc>
-          <w:tcPr>
-            <w:tcW w:type="dxa" w:w="4706"/>
-          </w:tcPr>
-          <w:p>
-            <w:r>
-              <w:rPr>
-                <w:b w:val="0"/>
-                <w:i w:val="0"/>
-                <w:sz w:val="17"/>
-              </w:rPr>
               <w:t>La raison principale pour laquelle que Fatim Bakhoum est venu vivre dans cette localité est enfant confié et semble exister dans les modalités, prière de prendre attache avec le QG pour plus d'explication afin de la classer bien.</w:t>
-            </w:r>
-          </w:p>
-        </w:tc>
-      </w:tr>
-      <w:tr>
-        <w:tc>
-          <w:tcPr>
-            <w:tcW w:type="dxa" w:w="964"/>
-          </w:tcPr>
-          <w:p>
-            <w:r>
-              <w:rPr>
-                <w:b/>
-                <w:i w:val="0"/>
-                <w:color w:val="EA580C"/>
-                <w:sz w:val="16"/>
-              </w:rPr>
-              <w:t>Moyenne</w:t>
-            </w:r>
-          </w:p>
-        </w:tc>
-        <w:tc>
-          <w:tcPr>
-            <w:tcW w:type="dxa" w:w="1247"/>
-          </w:tcPr>
-          <w:p>
-            <w:r>
-              <w:rPr>
-                <w:b/>
-                <w:i w:val="0"/>
-                <w:sz w:val="16"/>
-              </w:rPr>
-              <w:t>S02</w:t>
-              <w:br/>
-            </w:r>
-            <w:r>
-              <w:rPr>
-                <w:b w:val="0"/>
-                <w:i w:val="0"/>
-                <w:color w:val="64748B"/>
-                <w:sz w:val="14"/>
-              </w:rPr>
-              <w:t>Éducation</w:t>
-            </w:r>
-          </w:p>
-        </w:tc>
-        <w:tc>
-          <w:tcPr>
-            <w:tcW w:type="dxa" w:w="1531"/>
-          </w:tcPr>
-          <w:p>
-            <w:r>
-              <w:rPr>
-                <w:b/>
-                <w:i w:val="0"/>
-                <w:color w:val="16A34A"/>
-                <w:sz w:val="16"/>
-              </w:rPr>
-              <w:t>—</w:t>
-            </w:r>
-          </w:p>
-        </w:tc>
-        <w:tc>
-          <w:tcPr>
-            <w:tcW w:type="dxa" w:w="1191"/>
-          </w:tcPr>
-          <w:p>
-            <w:r>
-              <w:rPr>
-                <w:b w:val="0"/>
-                <w:i w:val="0"/>
-                <w:color w:val="64748B"/>
-                <w:sz w:val="16"/>
-              </w:rPr>
-              <w:t>GT-CQ</w:t>
-            </w:r>
-          </w:p>
-        </w:tc>
-        <w:tc>
-          <w:tcPr>
-            <w:tcW w:type="dxa" w:w="4706"/>
-          </w:tcPr>
-          <w:p>
-            <w:r>
-              <w:rPr>
-                <w:b w:val="0"/>
-                <w:i w:val="0"/>
-                <w:sz w:val="17"/>
-              </w:rPr>
-              <w:t>veuillez, s'il vous plait, confirmer les frais de scolarité ( 1000 FCFA) payée de Fatim Bakhoum avec le QG ou apporter les corrections nécessaires.</w:t>
-            </w:r>
-          </w:p>
-        </w:tc>
-      </w:tr>
-      <w:tr>
-        <w:tc>
-          <w:tcPr>
-            <w:tcW w:type="dxa" w:w="964"/>
-          </w:tcPr>
-          <w:p>
-            <w:r>
-              <w:rPr>
-                <w:b/>
-                <w:i w:val="0"/>
-                <w:color w:val="EA580C"/>
-                <w:sz w:val="16"/>
-              </w:rPr>
-              <w:t>Moyenne</w:t>
-            </w:r>
-          </w:p>
-        </w:tc>
-        <w:tc>
-          <w:tcPr>
-            <w:tcW w:type="dxa" w:w="1247"/>
-          </w:tcPr>
-          <w:p>
-            <w:r>
-              <w:rPr>
-                <w:b/>
-                <w:i w:val="0"/>
-                <w:sz w:val="16"/>
-              </w:rPr>
-              <w:t>S02</w:t>
-              <w:br/>
-            </w:r>
-            <w:r>
-              <w:rPr>
-                <w:b w:val="0"/>
-                <w:i w:val="0"/>
-                <w:color w:val="64748B"/>
-                <w:sz w:val="14"/>
-              </w:rPr>
-              <w:t>Éducation</w:t>
-            </w:r>
-          </w:p>
-        </w:tc>
-        <w:tc>
-          <w:tcPr>
-            <w:tcW w:type="dxa" w:w="1531"/>
-          </w:tcPr>
-          <w:p>
-            <w:r>
-              <w:rPr>
-                <w:b/>
-                <w:i w:val="0"/>
-                <w:color w:val="16A34A"/>
-                <w:sz w:val="16"/>
-              </w:rPr>
-              <w:t>—</w:t>
-            </w:r>
-          </w:p>
-        </w:tc>
-        <w:tc>
-          <w:tcPr>
-            <w:tcW w:type="dxa" w:w="1191"/>
-          </w:tcPr>
-          <w:p>
-            <w:r>
-              <w:rPr>
-                <w:b w:val="0"/>
-                <w:i w:val="0"/>
-                <w:color w:val="64748B"/>
-                <w:sz w:val="16"/>
-              </w:rPr>
-              <w:t>GT-CQ</w:t>
-            </w:r>
-          </w:p>
-        </w:tc>
-        <w:tc>
-          <w:tcPr>
-            <w:tcW w:type="dxa" w:w="4706"/>
-          </w:tcPr>
-          <w:p>
-            <w:r>
-              <w:rPr>
-                <w:b w:val="0"/>
-                <w:i w:val="0"/>
-                <w:sz w:val="17"/>
-              </w:rPr>
-              <w:t>veuillez, s'il vous plait, confirmer les frais de scolarité ( 1000 FCFA) payée de Mouhamed Ba avec le QG ou apporter les corrections nécessaires.</w:t>
-            </w:r>
-          </w:p>
-        </w:tc>
-      </w:tr>
-      <w:tr>
-        <w:tc>
-          <w:tcPr>
-            <w:tcW w:type="dxa" w:w="964"/>
-          </w:tcPr>
-          <w:p>
-            <w:r>
-              <w:rPr>
-                <w:b/>
-                <w:i w:val="0"/>
-                <w:color w:val="EA580C"/>
-                <w:sz w:val="16"/>
-              </w:rPr>
-              <w:t>Moyenne</w:t>
-            </w:r>
-          </w:p>
-        </w:tc>
-        <w:tc>
-          <w:tcPr>
-            <w:tcW w:type="dxa" w:w="1247"/>
-          </w:tcPr>
-          <w:p>
-            <w:r>
-              <w:rPr>
-                <w:b/>
-                <w:i w:val="0"/>
-                <w:sz w:val="16"/>
-              </w:rPr>
-              <w:t>S02</w:t>
-              <w:br/>
-            </w:r>
-            <w:r>
-              <w:rPr>
-                <w:b w:val="0"/>
-                <w:i w:val="0"/>
-                <w:color w:val="64748B"/>
-                <w:sz w:val="14"/>
-              </w:rPr>
-              <w:t>Éducation</w:t>
-            </w:r>
-          </w:p>
-        </w:tc>
-        <w:tc>
-          <w:tcPr>
-            <w:tcW w:type="dxa" w:w="1531"/>
-          </w:tcPr>
-          <w:p>
-            <w:r>
-              <w:rPr>
-                <w:b/>
-                <w:i w:val="0"/>
-                <w:color w:val="16A34A"/>
-                <w:sz w:val="16"/>
-              </w:rPr>
-              <w:t>—</w:t>
-            </w:r>
-          </w:p>
-        </w:tc>
-        <w:tc>
-          <w:tcPr>
-            <w:tcW w:type="dxa" w:w="1191"/>
-          </w:tcPr>
-          <w:p>
-            <w:r>
-              <w:rPr>
-                <w:b w:val="0"/>
-                <w:i w:val="0"/>
-                <w:color w:val="64748B"/>
-                <w:sz w:val="16"/>
-              </w:rPr>
-              <w:t>GT-CQ</w:t>
-            </w:r>
-          </w:p>
-        </w:tc>
-        <w:tc>
-          <w:tcPr>
-            <w:tcW w:type="dxa" w:w="4706"/>
-          </w:tcPr>
-          <w:p>
-            <w:r>
-              <w:rPr>
-                <w:b w:val="0"/>
-                <w:i w:val="0"/>
-                <w:sz w:val="17"/>
-              </w:rPr>
-              <w:t>veuillez, s'il vous plait, confirmer les frais de scolarité ( 7000 FCFA) payée de Awa Ba avec le QG ou apporter les corrections nécessaires.</w:t>
-            </w:r>
-          </w:p>
-        </w:tc>
-      </w:tr>
-      <w:tr>
-        <w:tc>
-          <w:tcPr>
-            <w:tcW w:type="dxa" w:w="964"/>
-          </w:tcPr>
-          <w:p>
-            <w:r>
-              <w:rPr>
-                <w:b/>
-                <w:i w:val="0"/>
-                <w:color w:val="EA580C"/>
-                <w:sz w:val="16"/>
-              </w:rPr>
-              <w:t>Moyenne</w:t>
-            </w:r>
-          </w:p>
-        </w:tc>
-        <w:tc>
-          <w:tcPr>
-            <w:tcW w:type="dxa" w:w="1247"/>
-          </w:tcPr>
-          <w:p>
-            <w:r>
-              <w:rPr>
-                <w:b/>
-                <w:i w:val="0"/>
-                <w:sz w:val="16"/>
-              </w:rPr>
-              <w:t>S02</w:t>
-              <w:br/>
-            </w:r>
-            <w:r>
-              <w:rPr>
-                <w:b w:val="0"/>
-                <w:i w:val="0"/>
-                <w:color w:val="64748B"/>
-                <w:sz w:val="14"/>
-              </w:rPr>
-              <w:t>Éducation</w:t>
-            </w:r>
-          </w:p>
-        </w:tc>
-        <w:tc>
-          <w:tcPr>
-            <w:tcW w:type="dxa" w:w="1531"/>
-          </w:tcPr>
-          <w:p>
-            <w:r>
-              <w:rPr>
-                <w:b/>
-                <w:i w:val="0"/>
-                <w:color w:val="16A34A"/>
-                <w:sz w:val="16"/>
-              </w:rPr>
-              <w:t>—</w:t>
-            </w:r>
-          </w:p>
-        </w:tc>
-        <w:tc>
-          <w:tcPr>
-            <w:tcW w:type="dxa" w:w="1191"/>
-          </w:tcPr>
-          <w:p>
-            <w:r>
-              <w:rPr>
-                <w:b w:val="0"/>
-                <w:i w:val="0"/>
-                <w:color w:val="64748B"/>
-                <w:sz w:val="16"/>
-              </w:rPr>
-              <w:t>GT-CQ</w:t>
-            </w:r>
-          </w:p>
-        </w:tc>
-        <w:tc>
-          <w:tcPr>
-            <w:tcW w:type="dxa" w:w="4706"/>
-          </w:tcPr>
-          <w:p>
-            <w:r>
-              <w:rPr>
-                <w:b w:val="0"/>
-                <w:i w:val="0"/>
-                <w:sz w:val="17"/>
-              </w:rPr>
-              <w:t>veuillez, s'il vous plait, confirmer les frais de scolarité ( 7000 FCFA) payée de Idy gueye avec le QG ou apporter les corrections nécessaires.</w:t>
-            </w:r>
-          </w:p>
-        </w:tc>
-      </w:tr>
-      <w:tr>
-        <w:tc>
-          <w:tcPr>
-            <w:tcW w:type="dxa" w:w="964"/>
-          </w:tcPr>
-          <w:p>
-            <w:r>
-              <w:rPr>
-                <w:b/>
-                <w:i w:val="0"/>
-                <w:color w:val="EA580C"/>
-                <w:sz w:val="16"/>
-              </w:rPr>
-              <w:t>Moyenne</w:t>
-            </w:r>
-          </w:p>
-        </w:tc>
-        <w:tc>
-          <w:tcPr>
-            <w:tcW w:type="dxa" w:w="1247"/>
-          </w:tcPr>
-          <w:p>
-            <w:r>
-              <w:rPr>
-                <w:b/>
-                <w:i w:val="0"/>
-                <w:sz w:val="16"/>
-              </w:rPr>
-              <w:t>S02</w:t>
-              <w:br/>
-            </w:r>
-            <w:r>
-              <w:rPr>
-                <w:b w:val="0"/>
-                <w:i w:val="0"/>
-                <w:color w:val="64748B"/>
-                <w:sz w:val="14"/>
-              </w:rPr>
-              <w:t>Éducation</w:t>
-            </w:r>
-          </w:p>
-        </w:tc>
-        <w:tc>
-          <w:tcPr>
-            <w:tcW w:type="dxa" w:w="1531"/>
-          </w:tcPr>
-          <w:p>
-            <w:r>
-              <w:rPr>
-                <w:b/>
-                <w:i w:val="0"/>
-                <w:color w:val="16A34A"/>
-                <w:sz w:val="16"/>
-              </w:rPr>
-              <w:t>—</w:t>
-            </w:r>
-          </w:p>
-        </w:tc>
-        <w:tc>
-          <w:tcPr>
-            <w:tcW w:type="dxa" w:w="1191"/>
-          </w:tcPr>
-          <w:p>
-            <w:r>
-              <w:rPr>
-                <w:b w:val="0"/>
-                <w:i w:val="0"/>
-                <w:color w:val="64748B"/>
-                <w:sz w:val="16"/>
-              </w:rPr>
-              <w:t>GT-CQ</w:t>
-            </w:r>
-          </w:p>
-        </w:tc>
-        <w:tc>
-          <w:tcPr>
-            <w:tcW w:type="dxa" w:w="4706"/>
-          </w:tcPr>
-          <w:p>
-            <w:r>
-              <w:rPr>
-                <w:b w:val="0"/>
-                <w:i w:val="0"/>
-                <w:sz w:val="17"/>
-              </w:rPr>
-              <w:t>veuillez, s'il vous plait, confirmer les frais de scolarité ( 7000 FCFA) payée de Khady Ba avec le QG ou apporter les corrections nécessaires.</w:t>
             </w:r>
           </w:p>
         </w:tc>
